--- a/spa/docx/015.content.docx
+++ b/spa/docx/015.content.docx
@@ -19,7 +19,7 @@
         <w:rPr>
           <w:lang w:val="es_ES" w:bidi="es_ES"/>
         </w:rPr>
-        <w:t>Resource: Tyndale Open Study Notes</w:t>
+        <w:t>Resource: Aquifer Open Study Notes (Profiles)</w:t>
       </w:r>
       <w:r>
         <w:rPr>
@@ -112,7 +112,7 @@
         <w:rPr>
           <w:lang w:val="es_ES" w:bidi="es_ES"/>
         </w:rPr>
-        <w:t>Tyndale Open Study Notes</w:t>
+        <w:t>Aquifer Open Study Notes (Profiles)</w:t>
       </w:r>
     </w:p>
     <w:p>

--- a/spa/docx/015.content.docx
+++ b/spa/docx/015.content.docx
@@ -261,36 +261,24 @@
         </w:rPr>
         <w:t>El acuerdo de Rahab con los exploradores fue una contundente declaración de fe en Jehová, el Dios de Israel (</w:t>
       </w:r>
-      <w:hyperlink r:id="rId13">
-        <w:r>
-          <w:rPr>
-            <w:lang w:val="es_ES" w:bidi="es_ES"/>
-          </w:rPr>
-          <w:rPr>
-            <w:color w:val="0000EE"/>
-            <w:u w:val="single"/>
-          </w:rPr>
-          <w:t>Jos 2:8–21</w:t>
-        </w:r>
-      </w:hyperlink>
+      <w:r>
+        <w:rPr>
+          <w:lang w:val="es_ES" w:bidi="es_ES"/>
+        </w:rPr>
+        <w:t>Jos 2:8–21</w:t>
+      </w:r>
       <w:r>
         <w:rPr>
           <w:lang w:val="es_ES" w:bidi="es_ES"/>
         </w:rPr>
         <w:t>). Como cananea, Rahab probablemente seguía el culto de fertilidad de Baal, el dios de las tormentas y la lluvia, y su compañera Asera, la diosa de la tierra. Sin embargo, después de escuchar sobre el avance de Israel hacia su tierra, Rahab se dio cuenta de que Jehová, el Dios de Israel, es "Dios arriba en los cielos y abajo en la tierra" (</w:t>
       </w:r>
-      <w:hyperlink r:id="rId14">
-        <w:r>
-          <w:rPr>
-            <w:lang w:val="es_ES" w:bidi="es_ES"/>
-          </w:rPr>
-          <w:rPr>
-            <w:color w:val="0000EE"/>
-            <w:u w:val="single"/>
-          </w:rPr>
-          <w:t>Jos 2:11</w:t>
-        </w:r>
-      </w:hyperlink>
+      <w:r>
+        <w:rPr>
+          <w:lang w:val="es_ES" w:bidi="es_ES"/>
+        </w:rPr>
+        <w:t>Jos 2:11</w:t>
+      </w:r>
       <w:r>
         <w:rPr>
           <w:lang w:val="es_ES" w:bidi="es_ES"/>
@@ -311,90 +299,60 @@
         </w:rPr>
         <w:t>Después de que Josué conquistó Jericó, Rahab se casó con Salmón de la tribu de Judá. Ella tuvo un hijo llamado Booz (</w:t>
       </w:r>
-      <w:hyperlink r:id="rId15">
-        <w:r>
-          <w:rPr>
-            <w:lang w:val="es_ES" w:bidi="es_ES"/>
-          </w:rPr>
-          <w:rPr>
-            <w:color w:val="0000EE"/>
-            <w:u w:val="single"/>
-          </w:rPr>
-          <w:t>Rt 4:21,</w:t>
-        </w:r>
-      </w:hyperlink>
+      <w:r>
+        <w:rPr>
+          <w:lang w:val="es_ES" w:bidi="es_ES"/>
+        </w:rPr>
+        <w:t>Rt 4:21,</w:t>
+      </w:r>
       <w:r>
         <w:rPr>
           <w:lang w:val="es_ES" w:bidi="es_ES"/>
         </w:rPr>
         <w:t xml:space="preserve"> </w:t>
       </w:r>
-      <w:hyperlink r:id="rId16">
-        <w:r>
-          <w:rPr>
-            <w:lang w:val="es_ES" w:bidi="es_ES"/>
-          </w:rPr>
-          <w:rPr>
-            <w:color w:val="0000EE"/>
-            <w:u w:val="single"/>
-          </w:rPr>
-          <w:t>Mt 1:5</w:t>
-        </w:r>
-      </w:hyperlink>
+      <w:r>
+        <w:rPr>
+          <w:lang w:val="es_ES" w:bidi="es_ES"/>
+        </w:rPr>
+        <w:t>Mt 1:5</w:t>
+      </w:r>
       <w:r>
         <w:rPr>
           <w:lang w:val="es_ES" w:bidi="es_ES"/>
         </w:rPr>
         <w:t>). Rahab se convirtió en la suegra de Rut, otra mujer extranjera que se unió a Israel. Rahab también fue la tatarabuela del rey David. Se la menciona junto a Moisés, David, Sansón y Samuel como un ejemplo de fe demostrada a través de buenas obras (</w:t>
       </w:r>
-      <w:hyperlink r:id="rId17">
-        <w:r>
-          <w:rPr>
-            <w:lang w:val="es_ES" w:bidi="es_ES"/>
-          </w:rPr>
-          <w:rPr>
-            <w:color w:val="0000EE"/>
-            <w:u w:val="single"/>
-          </w:rPr>
-          <w:t>Hb 11:31,</w:t>
-        </w:r>
-      </w:hyperlink>
+      <w:r>
+        <w:rPr>
+          <w:lang w:val="es_ES" w:bidi="es_ES"/>
+        </w:rPr>
+        <w:t>Hb 11:31,</w:t>
+      </w:r>
       <w:r>
         <w:rPr>
           <w:lang w:val="es_ES" w:bidi="es_ES"/>
         </w:rPr>
         <w:t xml:space="preserve"> </w:t>
       </w:r>
-      <w:hyperlink r:id="rId18">
-        <w:r>
-          <w:rPr>
-            <w:lang w:val="es_ES" w:bidi="es_ES"/>
-          </w:rPr>
-          <w:rPr>
-            <w:color w:val="0000EE"/>
-            <w:u w:val="single"/>
-          </w:rPr>
-          <w:t>St 2:25</w:t>
-        </w:r>
-      </w:hyperlink>
+      <w:r>
+        <w:rPr>
+          <w:lang w:val="es_ES" w:bidi="es_ES"/>
+        </w:rPr>
+        <w:t>St 2:25</w:t>
+      </w:r>
       <w:r>
         <w:rPr>
           <w:lang w:val="es_ES" w:bidi="es_ES"/>
         </w:rPr>
         <w:t>). Rahab es una de las cinco mujeres, incluyendo a María, mencionadas en la genealogía de Jesús en Mateo, el árbol genealógico humano del Hijo de Dios (</w:t>
       </w:r>
-      <w:hyperlink r:id="rId16">
-        <w:r>
-          <w:rPr>
-            <w:lang w:val="es_ES" w:bidi="es_ES"/>
-          </w:rPr>
-          <w:rPr>
-            <w:color w:val="0000EE"/>
-            <w:u w:val="single"/>
-          </w:rPr>
-          <w:t>Mt 1:5</w:t>
-        </w:r>
-      </w:hyperlink>
+      <w:r>
+        <w:rPr>
+          <w:lang w:val="es_ES" w:bidi="es_ES"/>
+        </w:rPr>
+        <w:t>Mt 1:5</w:t>
+      </w:r>
       <w:r>
         <w:rPr>
           <w:lang w:val="es_ES" w:bidi="es_ES"/>
@@ -424,108 +382,72 @@
           <w:lang w:val="es_ES" w:bidi="es_ES"/>
         </w:rPr>
       </w:r>
-      <w:hyperlink r:id="rId19">
-        <w:r>
-          <w:rPr>
-            <w:lang w:val="es_ES" w:bidi="es_ES"/>
-          </w:rPr>
-          <w:rPr>
-            <w:color w:val="0000EE"/>
-            <w:u w:val="single"/>
-          </w:rPr>
-          <w:t>Josué 2:1–21;</w:t>
-        </w:r>
-      </w:hyperlink>
+      <w:r>
+        <w:rPr>
+          <w:lang w:val="es_ES" w:bidi="es_ES"/>
+        </w:rPr>
+        <w:t>Josué 2:1–21;</w:t>
+      </w:r>
       <w:r>
         <w:rPr>
           <w:lang w:val="es_ES" w:bidi="es_ES"/>
         </w:rPr>
         <w:t xml:space="preserve"> </w:t>
       </w:r>
-      <w:hyperlink r:id="rId20">
-        <w:r>
-          <w:rPr>
-            <w:lang w:val="es_ES" w:bidi="es_ES"/>
-          </w:rPr>
-          <w:rPr>
-            <w:color w:val="0000EE"/>
-            <w:u w:val="single"/>
-          </w:rPr>
-          <w:t>6:17</w:t>
-        </w:r>
-      </w:hyperlink>
+      <w:r>
+        <w:rPr>
+          <w:lang w:val="es_ES" w:bidi="es_ES"/>
+        </w:rPr>
+        <w:t>6:17</w:t>
+      </w:r>
       <w:r>
         <w:rPr>
           <w:lang w:val="es_ES" w:bidi="es_ES"/>
         </w:rPr>
         <w:t>,</w:t>
       </w:r>
-      <w:hyperlink r:id="rId21">
-        <w:r>
-          <w:rPr>
-            <w:lang w:val="es_ES" w:bidi="es_ES"/>
-          </w:rPr>
-          <w:rPr>
-            <w:color w:val="0000EE"/>
-            <w:u w:val="single"/>
-          </w:rPr>
-          <w:t>22–25;</w:t>
-        </w:r>
-      </w:hyperlink>
+      <w:r>
+        <w:rPr>
+          <w:lang w:val="es_ES" w:bidi="es_ES"/>
+        </w:rPr>
+        <w:t>22–25;</w:t>
+      </w:r>
       <w:r>
         <w:rPr>
           <w:lang w:val="es_ES" w:bidi="es_ES"/>
         </w:rPr>
         <w:t xml:space="preserve"> </w:t>
       </w:r>
-      <w:hyperlink r:id="rId16">
-        <w:r>
-          <w:rPr>
-            <w:lang w:val="es_ES" w:bidi="es_ES"/>
-          </w:rPr>
-          <w:rPr>
-            <w:color w:val="0000EE"/>
-            <w:u w:val="single"/>
-          </w:rPr>
-          <w:t>Mateo 1:5;</w:t>
-        </w:r>
-      </w:hyperlink>
+      <w:r>
+        <w:rPr>
+          <w:lang w:val="es_ES" w:bidi="es_ES"/>
+        </w:rPr>
+        <w:t>Mateo 1:5;</w:t>
+      </w:r>
       <w:r>
         <w:rPr>
           <w:lang w:val="es_ES" w:bidi="es_ES"/>
         </w:rPr>
         <w:t xml:space="preserve"> </w:t>
       </w:r>
-      <w:hyperlink r:id="rId17">
-        <w:r>
-          <w:rPr>
-            <w:lang w:val="es_ES" w:bidi="es_ES"/>
-          </w:rPr>
-          <w:rPr>
-            <w:color w:val="0000EE"/>
-            <w:u w:val="single"/>
-          </w:rPr>
-          <w:t>Hebreos 11:31;</w:t>
-        </w:r>
-      </w:hyperlink>
+      <w:r>
+        <w:rPr>
+          <w:lang w:val="es_ES" w:bidi="es_ES"/>
+        </w:rPr>
+        <w:t>Hebreos 11:31;</w:t>
+      </w:r>
       <w:r>
         <w:rPr>
           <w:lang w:val="es_ES" w:bidi="es_ES"/>
         </w:rPr>
         <w:t xml:space="preserve"> </w:t>
       </w:r>
-      <w:hyperlink r:id="rId18">
-        <w:r>
-          <w:rPr>
-            <w:lang w:val="es_ES" w:bidi="es_ES"/>
-          </w:rPr>
-          <w:rPr>
-            <w:color w:val="0000EE"/>
-            <w:u w:val="single"/>
-          </w:rPr>
-          <w:t>Santiago 2:25</w:t>
-        </w:r>
-      </w:hyperlink>
+      <w:r>
+        <w:rPr>
+          <w:lang w:val="es_ES" w:bidi="es_ES"/>
+        </w:rPr>
+        <w:t>Santiago 2:25</w:t>
+      </w:r>
       <w:r>
         <w:rPr>
           <w:lang w:val="es_ES" w:bidi="es_ES"/>
@@ -574,18 +496,12 @@
         </w:rPr>
         <w:t>Raquel era la hija menor de Labán. Era hermosa, y Jacob la amaba más que a sus otras esposas. La conoció por primera vez cuando llegó a Padán-Aram en Harán. La ayudó a quitar la piedra de un pozo y dio de beber a las ovejas de su padre (</w:t>
       </w:r>
-      <w:hyperlink r:id="rId22">
-        <w:r>
-          <w:rPr>
-            <w:lang w:val="es_ES" w:bidi="es_ES"/>
-          </w:rPr>
-          <w:rPr>
-            <w:color w:val="0000EE"/>
-            <w:u w:val="single"/>
-          </w:rPr>
-          <w:t>Ge 29:10</w:t>
-        </w:r>
-      </w:hyperlink>
+      <w:r>
+        <w:rPr>
+          <w:lang w:val="es_ES" w:bidi="es_ES"/>
+        </w:rPr>
+        <w:t>Ge 29:10</w:t>
+      </w:r>
       <w:r>
         <w:rPr>
           <w:lang w:val="es_ES" w:bidi="es_ES"/>
@@ -606,72 +522,48 @@
         </w:rPr>
         <w:t>Labán engañó a Jacob para que se casara con Lea, su hija mayor y menos atractiva, antes de permitirle casarse con Raquel. A diferencia de Lea, Raquel no podía tener hijos al principio (</w:t>
       </w:r>
-      <w:hyperlink r:id="rId23">
-        <w:r>
-          <w:rPr>
-            <w:lang w:val="es_ES" w:bidi="es_ES"/>
-          </w:rPr>
-          <w:rPr>
-            <w:color w:val="0000EE"/>
-            <w:u w:val="single"/>
-          </w:rPr>
-          <w:t>Ge 29:31,</w:t>
-        </w:r>
-      </w:hyperlink>
+      <w:r>
+        <w:rPr>
+          <w:lang w:val="es_ES" w:bidi="es_ES"/>
+        </w:rPr>
+        <w:t>Ge 29:31,</w:t>
+      </w:r>
       <w:r>
         <w:rPr>
           <w:lang w:val="es_ES" w:bidi="es_ES"/>
         </w:rPr>
         <w:t xml:space="preserve"> </w:t>
       </w:r>
-      <w:hyperlink r:id="rId24">
-        <w:r>
-          <w:rPr>
-            <w:lang w:val="es_ES" w:bidi="es_ES"/>
-          </w:rPr>
-          <w:rPr>
-            <w:color w:val="0000EE"/>
-            <w:u w:val="single"/>
-          </w:rPr>
-          <w:t>30:1</w:t>
-        </w:r>
-      </w:hyperlink>
+      <w:r>
+        <w:rPr>
+          <w:lang w:val="es_ES" w:bidi="es_ES"/>
+        </w:rPr>
+        <w:t>30:1</w:t>
+      </w:r>
       <w:r>
         <w:rPr>
           <w:lang w:val="es_ES" w:bidi="es_ES"/>
         </w:rPr>
         <w:t>). Ella le dio a su sierva Bilha a Jacob para que tuviera hijos en su lugar, lo que resultó en los nacimientos de Dan y Neftalí (</w:t>
       </w:r>
-      <w:hyperlink r:id="rId25">
-        <w:r>
-          <w:rPr>
-            <w:lang w:val="es_ES" w:bidi="es_ES"/>
-          </w:rPr>
-          <w:rPr>
-            <w:color w:val="0000EE"/>
-            <w:u w:val="single"/>
-          </w:rPr>
-          <w:t>Ge 30:3–8</w:t>
-        </w:r>
-      </w:hyperlink>
+      <w:r>
+        <w:rPr>
+          <w:lang w:val="es_ES" w:bidi="es_ES"/>
+        </w:rPr>
+        <w:t>Ge 30:3–8</w:t>
+      </w:r>
       <w:r>
         <w:rPr>
           <w:lang w:val="es_ES" w:bidi="es_ES"/>
         </w:rPr>
         <w:t>). Finalmente, Raquel quedó embarazada y dio a luz a José (</w:t>
       </w:r>
-      <w:hyperlink r:id="rId26">
-        <w:r>
-          <w:rPr>
-            <w:lang w:val="es_ES" w:bidi="es_ES"/>
-          </w:rPr>
-          <w:rPr>
-            <w:color w:val="0000EE"/>
-            <w:u w:val="single"/>
-          </w:rPr>
-          <w:t>Ge 30:22–24</w:t>
-        </w:r>
-      </w:hyperlink>
+      <w:r>
+        <w:rPr>
+          <w:lang w:val="es_ES" w:bidi="es_ES"/>
+        </w:rPr>
+        <w:t>Ge 30:22–24</w:t>
+      </w:r>
       <w:r>
         <w:rPr>
           <w:lang w:val="es_ES" w:bidi="es_ES"/>
@@ -692,90 +584,60 @@
         </w:rPr>
         <w:t>Entre Betel y Belén, Raquel falleció al dar a luz a Benjamín (</w:t>
       </w:r>
-      <w:hyperlink r:id="rId27">
-        <w:r>
-          <w:rPr>
-            <w:lang w:val="es_ES" w:bidi="es_ES"/>
-          </w:rPr>
-          <w:rPr>
-            <w:color w:val="0000EE"/>
-            <w:u w:val="single"/>
-          </w:rPr>
-          <w:t>Ge 35:16–20</w:t>
-        </w:r>
-      </w:hyperlink>
+      <w:r>
+        <w:rPr>
+          <w:lang w:val="es_ES" w:bidi="es_ES"/>
+        </w:rPr>
+        <w:t>Ge 35:16–20</w:t>
+      </w:r>
       <w:r>
         <w:rPr>
           <w:lang w:val="es_ES" w:bidi="es_ES"/>
         </w:rPr>
         <w:t>). Jacob erigió un pilar sobre su tumba, que permaneció como un hito incluso en la época de Saúl (</w:t>
       </w:r>
-      <w:hyperlink r:id="rId28">
-        <w:r>
-          <w:rPr>
-            <w:lang w:val="es_ES" w:bidi="es_ES"/>
-          </w:rPr>
-          <w:rPr>
-            <w:color w:val="0000EE"/>
-            <w:u w:val="single"/>
-          </w:rPr>
-          <w:t>1 Sam 10:2</w:t>
-        </w:r>
-      </w:hyperlink>
+      <w:r>
+        <w:rPr>
+          <w:lang w:val="es_ES" w:bidi="es_ES"/>
+        </w:rPr>
+        <w:t>1 Sam 10:2</w:t>
+      </w:r>
       <w:r>
         <w:rPr>
           <w:lang w:val="es_ES" w:bidi="es_ES"/>
         </w:rPr>
         <w:t>). Raquel y Lea son honradas por haber edificado la casa de Israel (</w:t>
       </w:r>
-      <w:hyperlink r:id="rId29">
-        <w:r>
-          <w:rPr>
-            <w:lang w:val="es_ES" w:bidi="es_ES"/>
-          </w:rPr>
-          <w:rPr>
-            <w:color w:val="0000EE"/>
-            <w:u w:val="single"/>
-          </w:rPr>
-          <w:t>Rt 4:11</w:t>
-        </w:r>
-      </w:hyperlink>
+      <w:r>
+        <w:rPr>
+          <w:lang w:val="es_ES" w:bidi="es_ES"/>
+        </w:rPr>
+        <w:t>Rt 4:11</w:t>
+      </w:r>
       <w:r>
         <w:rPr>
           <w:lang w:val="es_ES" w:bidi="es_ES"/>
         </w:rPr>
         <w:t xml:space="preserve">). En </w:t>
       </w:r>
-      <w:hyperlink r:id="rId30">
-        <w:r>
-          <w:rPr>
-            <w:lang w:val="es_ES" w:bidi="es_ES"/>
-          </w:rPr>
-          <w:rPr>
-            <w:color w:val="0000EE"/>
-            <w:u w:val="single"/>
-          </w:rPr>
-          <w:t>Jeremías 31:15</w:t>
-        </w:r>
-      </w:hyperlink>
+      <w:r>
+        <w:rPr>
+          <w:lang w:val="es_ES" w:bidi="es_ES"/>
+        </w:rPr>
+        <w:t>Jeremías 31:15</w:t>
+      </w:r>
       <w:r>
         <w:rPr>
           <w:lang w:val="es_ES" w:bidi="es_ES"/>
         </w:rPr>
         <w:t>, se presenta a Raquel llorando por sus hijos llevados al cautiverio. Mateo hace referencia a las palabras de Jeremías durante la matanza de bebés varones alrededor de Belén por Herodes poco después del nacimiento de Jesús (</w:t>
       </w:r>
-      <w:hyperlink r:id="rId31">
-        <w:r>
-          <w:rPr>
-            <w:lang w:val="es_ES" w:bidi="es_ES"/>
-          </w:rPr>
-          <w:rPr>
-            <w:color w:val="0000EE"/>
-            <w:u w:val="single"/>
-          </w:rPr>
-          <w:t>Mt 2:16–18</w:t>
-        </w:r>
-      </w:hyperlink>
+      <w:r>
+        <w:rPr>
+          <w:lang w:val="es_ES" w:bidi="es_ES"/>
+        </w:rPr>
+        <w:t>Mt 2:16–18</w:t>
+      </w:r>
       <w:r>
         <w:rPr>
           <w:lang w:val="es_ES" w:bidi="es_ES"/>
@@ -805,198 +667,132 @@
           <w:lang w:val="es_ES" w:bidi="es_ES"/>
         </w:rPr>
       </w:r>
-      <w:hyperlink r:id="rId32">
-        <w:r>
-          <w:rPr>
-            <w:lang w:val="es_ES" w:bidi="es_ES"/>
-          </w:rPr>
-          <w:rPr>
-            <w:color w:val="0000EE"/>
-            <w:u w:val="single"/>
-          </w:rPr>
-          <w:t>Génesis 29:6–30:24,</w:t>
-        </w:r>
-      </w:hyperlink>
+      <w:r>
+        <w:rPr>
+          <w:lang w:val="es_ES" w:bidi="es_ES"/>
+        </w:rPr>
+        <w:t>Génesis 29:6–30:24,</w:t>
+      </w:r>
       <w:r>
         <w:rPr>
           <w:lang w:val="es_ES" w:bidi="es_ES"/>
         </w:rPr>
         <w:t xml:space="preserve"> </w:t>
       </w:r>
-      <w:hyperlink r:id="rId33">
-        <w:r>
-          <w:rPr>
-            <w:lang w:val="es_ES" w:bidi="es_ES"/>
-          </w:rPr>
-          <w:rPr>
-            <w:color w:val="0000EE"/>
-            <w:u w:val="single"/>
-          </w:rPr>
-          <w:t>31:4–19</w:t>
-        </w:r>
-      </w:hyperlink>
+      <w:r>
+        <w:rPr>
+          <w:lang w:val="es_ES" w:bidi="es_ES"/>
+        </w:rPr>
+        <w:t>31:4–19</w:t>
+      </w:r>
       <w:r>
         <w:rPr>
           <w:lang w:val="es_ES" w:bidi="es_ES"/>
         </w:rPr>
         <w:t xml:space="preserve">, </w:t>
       </w:r>
-      <w:hyperlink r:id="rId34">
-        <w:r>
-          <w:rPr>
-            <w:lang w:val="es_ES" w:bidi="es_ES"/>
-          </w:rPr>
-          <w:rPr>
-            <w:color w:val="0000EE"/>
-            <w:u w:val="single"/>
-          </w:rPr>
-          <w:t>31–35</w:t>
-        </w:r>
-      </w:hyperlink>
+      <w:r>
+        <w:rPr>
+          <w:lang w:val="es_ES" w:bidi="es_ES"/>
+        </w:rPr>
+        <w:t>31–35</w:t>
+      </w:r>
       <w:r>
         <w:rPr>
           <w:lang w:val="es_ES" w:bidi="es_ES"/>
         </w:rPr>
         <w:t xml:space="preserve">; </w:t>
       </w:r>
-      <w:hyperlink r:id="rId35">
-        <w:r>
-          <w:rPr>
-            <w:lang w:val="es_ES" w:bidi="es_ES"/>
-          </w:rPr>
-          <w:rPr>
-            <w:color w:val="0000EE"/>
-            <w:u w:val="single"/>
-          </w:rPr>
-          <w:t>33:1–7,</w:t>
-        </w:r>
-      </w:hyperlink>
+      <w:r>
+        <w:rPr>
+          <w:lang w:val="es_ES" w:bidi="es_ES"/>
+        </w:rPr>
+        <w:t>33:1–7,</w:t>
+      </w:r>
       <w:r>
         <w:rPr>
           <w:lang w:val="es_ES" w:bidi="es_ES"/>
         </w:rPr>
         <w:t xml:space="preserve"> </w:t>
       </w:r>
-      <w:hyperlink r:id="rId27">
-        <w:r>
-          <w:rPr>
-            <w:lang w:val="es_ES" w:bidi="es_ES"/>
-          </w:rPr>
-          <w:rPr>
-            <w:color w:val="0000EE"/>
-            <w:u w:val="single"/>
-          </w:rPr>
-          <w:t>35:16–20,</w:t>
-        </w:r>
-      </w:hyperlink>
+      <w:r>
+        <w:rPr>
+          <w:lang w:val="es_ES" w:bidi="es_ES"/>
+        </w:rPr>
+        <w:t>35:16–20,</w:t>
+      </w:r>
       <w:r>
         <w:rPr>
           <w:lang w:val="es_ES" w:bidi="es_ES"/>
         </w:rPr>
         <w:t xml:space="preserve"> </w:t>
       </w:r>
-      <w:hyperlink r:id="rId36">
-        <w:r>
-          <w:rPr>
-            <w:lang w:val="es_ES" w:bidi="es_ES"/>
-          </w:rPr>
-          <w:rPr>
-            <w:color w:val="0000EE"/>
-            <w:u w:val="single"/>
-          </w:rPr>
-          <w:t>46:19–22,</w:t>
-        </w:r>
-      </w:hyperlink>
+      <w:r>
+        <w:rPr>
+          <w:lang w:val="es_ES" w:bidi="es_ES"/>
+        </w:rPr>
+        <w:t>46:19–22,</w:t>
+      </w:r>
       <w:r>
         <w:rPr>
           <w:lang w:val="es_ES" w:bidi="es_ES"/>
         </w:rPr>
         <w:t xml:space="preserve"> </w:t>
       </w:r>
-      <w:hyperlink r:id="rId37">
-        <w:r>
-          <w:rPr>
-            <w:lang w:val="es_ES" w:bidi="es_ES"/>
-          </w:rPr>
-          <w:rPr>
-            <w:color w:val="0000EE"/>
-            <w:u w:val="single"/>
-          </w:rPr>
-          <w:t>48:7;</w:t>
-        </w:r>
-      </w:hyperlink>
+      <w:r>
+        <w:rPr>
+          <w:lang w:val="es_ES" w:bidi="es_ES"/>
+        </w:rPr>
+        <w:t>48:7;</w:t>
+      </w:r>
       <w:r>
         <w:rPr>
           <w:lang w:val="es_ES" w:bidi="es_ES"/>
         </w:rPr>
         <w:t xml:space="preserve"> </w:t>
       </w:r>
-      <w:hyperlink r:id="rId29">
-        <w:r>
-          <w:rPr>
-            <w:lang w:val="es_ES" w:bidi="es_ES"/>
-          </w:rPr>
-          <w:rPr>
-            <w:color w:val="0000EE"/>
-            <w:u w:val="single"/>
-          </w:rPr>
-          <w:t>Rut 4:11;</w:t>
-        </w:r>
-      </w:hyperlink>
+      <w:r>
+        <w:rPr>
+          <w:lang w:val="es_ES" w:bidi="es_ES"/>
+        </w:rPr>
+        <w:t>Rut 4:11;</w:t>
+      </w:r>
       <w:r>
         <w:rPr>
           <w:lang w:val="es_ES" w:bidi="es_ES"/>
         </w:rPr>
         <w:t xml:space="preserve"> </w:t>
       </w:r>
-      <w:hyperlink r:id="rId28">
-        <w:r>
-          <w:rPr>
-            <w:lang w:val="es_ES" w:bidi="es_ES"/>
-          </w:rPr>
-          <w:rPr>
-            <w:color w:val="0000EE"/>
-            <w:u w:val="single"/>
-          </w:rPr>
-          <w:t>1 Samuel 10:2;</w:t>
-        </w:r>
-      </w:hyperlink>
+      <w:r>
+        <w:rPr>
+          <w:lang w:val="es_ES" w:bidi="es_ES"/>
+        </w:rPr>
+        <w:t>1 Samuel 10:2;</w:t>
+      </w:r>
       <w:r>
         <w:rPr>
           <w:lang w:val="es_ES" w:bidi="es_ES"/>
         </w:rPr>
         <w:t xml:space="preserve"> </w:t>
       </w:r>
-      <w:hyperlink r:id="rId30">
-        <w:r>
-          <w:rPr>
-            <w:lang w:val="es_ES" w:bidi="es_ES"/>
-          </w:rPr>
-          <w:rPr>
-            <w:color w:val="0000EE"/>
-            <w:u w:val="single"/>
-          </w:rPr>
-          <w:t>Jeremías 31:15;</w:t>
-        </w:r>
-      </w:hyperlink>
+      <w:r>
+        <w:rPr>
+          <w:lang w:val="es_ES" w:bidi="es_ES"/>
+        </w:rPr>
+        <w:t>Jeremías 31:15;</w:t>
+      </w:r>
       <w:r>
         <w:rPr>
           <w:lang w:val="es_ES" w:bidi="es_ES"/>
         </w:rPr>
         <w:t xml:space="preserve"> </w:t>
       </w:r>
-      <w:hyperlink r:id="rId38">
-        <w:r>
-          <w:rPr>
-            <w:lang w:val="es_ES" w:bidi="es_ES"/>
-          </w:rPr>
-          <w:rPr>
-            <w:color w:val="0000EE"/>
-            <w:u w:val="single"/>
-          </w:rPr>
-          <w:t>Mateo 2:18</w:t>
-        </w:r>
-      </w:hyperlink>
+      <w:r>
+        <w:rPr>
+          <w:lang w:val="es_ES" w:bidi="es_ES"/>
+        </w:rPr>
+        <w:t>Mateo 2:18</w:t>
+      </w:r>
       <w:r>
         <w:rPr>
           <w:lang w:val="es_ES" w:bidi="es_ES"/>
@@ -1045,36 +841,24 @@
         </w:rPr>
         <w:t xml:space="preserve">Rebeca era la esposa de Isaac. En </w:t>
       </w:r>
-      <w:hyperlink r:id="rId39">
-        <w:r>
-          <w:rPr>
-            <w:lang w:val="es_ES" w:bidi="es_ES"/>
-          </w:rPr>
-          <w:rPr>
-            <w:color w:val="0000EE"/>
-            <w:u w:val="single"/>
-          </w:rPr>
-          <w:t>Génesis 24</w:t>
-        </w:r>
-      </w:hyperlink>
+      <w:r>
+        <w:rPr>
+          <w:lang w:val="es_ES" w:bidi="es_ES"/>
+        </w:rPr>
+        <w:t>Génesis 24</w:t>
+      </w:r>
       <w:r>
         <w:rPr>
           <w:lang w:val="es_ES" w:bidi="es_ES"/>
         </w:rPr>
         <w:t xml:space="preserve"> se narra la historia del siervo de Abraham que busca una esposa para Isaac. Siguiendo las instrucciones de Abraham, e siervo viajó a Harán en Aram-naharaim (noroeste de Mesopotamia) para encontrar a los parientes de Abraham. Abraham no quería que Isaac se casara con una cananea local. El siervo oró para que la mujer que Dios eligiera para Isaac le ofreciera un trago y también diera de beber a sus camellos (</w:t>
       </w:r>
-      <w:hyperlink r:id="rId40">
-        <w:r>
-          <w:rPr>
-            <w:lang w:val="es_ES" w:bidi="es_ES"/>
-          </w:rPr>
-          <w:rPr>
-            <w:color w:val="0000EE"/>
-            <w:u w:val="single"/>
-          </w:rPr>
-          <w:t>Gn 24:12–14</w:t>
-        </w:r>
-      </w:hyperlink>
+      <w:r>
+        <w:rPr>
+          <w:lang w:val="es_ES" w:bidi="es_ES"/>
+        </w:rPr>
+        <w:t>Gn 24:12–14</w:t>
+      </w:r>
       <w:r>
         <w:rPr>
           <w:lang w:val="es_ES" w:bidi="es_ES"/>
@@ -1095,54 +879,36 @@
         </w:rPr>
         <w:t>Dios respondió claramente a su oración al proveer a Rebeca, la hija de Bethuel (</w:t>
       </w:r>
-      <w:hyperlink r:id="rId41">
-        <w:r>
-          <w:rPr>
-            <w:lang w:val="es_ES" w:bidi="es_ES"/>
-          </w:rPr>
-          <w:rPr>
-            <w:color w:val="0000EE"/>
-            <w:u w:val="single"/>
-          </w:rPr>
-          <w:t>Gn 22:23,</w:t>
-        </w:r>
-      </w:hyperlink>
+      <w:r>
+        <w:rPr>
+          <w:lang w:val="es_ES" w:bidi="es_ES"/>
+        </w:rPr>
+        <w:t>Gn 22:23,</w:t>
+      </w:r>
       <w:r>
         <w:rPr>
           <w:lang w:val="es_ES" w:bidi="es_ES"/>
         </w:rPr>
         <w:t xml:space="preserve"> </w:t>
       </w:r>
-      <w:hyperlink r:id="rId42">
-        <w:r>
-          <w:rPr>
-            <w:lang w:val="es_ES" w:bidi="es_ES"/>
-          </w:rPr>
-          <w:rPr>
-            <w:color w:val="0000EE"/>
-            <w:u w:val="single"/>
-          </w:rPr>
-          <w:t>25:20</w:t>
-        </w:r>
-      </w:hyperlink>
+      <w:r>
+        <w:rPr>
+          <w:lang w:val="es_ES" w:bidi="es_ES"/>
+        </w:rPr>
+        <w:t>25:20</w:t>
+      </w:r>
       <w:r>
         <w:rPr>
           <w:lang w:val="es_ES" w:bidi="es_ES"/>
         </w:rPr>
         <w:t>). Bethuel era el hijo de Nachôr, el hermano de Abraham (</w:t>
       </w:r>
-      <w:hyperlink r:id="rId43">
-        <w:r>
-          <w:rPr>
-            <w:lang w:val="es_ES" w:bidi="es_ES"/>
-          </w:rPr>
-          <w:rPr>
-            <w:color w:val="0000EE"/>
-            <w:u w:val="single"/>
-          </w:rPr>
-          <w:t>24:24</w:t>
-        </w:r>
-      </w:hyperlink>
+      <w:r>
+        <w:rPr>
+          <w:lang w:val="es_ES" w:bidi="es_ES"/>
+        </w:rPr>
+        <w:t>24:24</w:t>
+      </w:r>
       <w:r>
         <w:rPr>
           <w:lang w:val="es_ES" w:bidi="es_ES"/>
@@ -1163,72 +929,48 @@
         </w:rPr>
         <w:t>El siervo de Abraham explicó cómo Dios lo había guiado (</w:t>
       </w:r>
-      <w:hyperlink r:id="rId44">
-        <w:r>
-          <w:rPr>
-            <w:lang w:val="es_ES" w:bidi="es_ES"/>
-          </w:rPr>
-          <w:rPr>
-            <w:color w:val="0000EE"/>
-            <w:u w:val="single"/>
-          </w:rPr>
-          <w:t>Gn 24:34–49</w:t>
-        </w:r>
-      </w:hyperlink>
+      <w:r>
+        <w:rPr>
+          <w:lang w:val="es_ES" w:bidi="es_ES"/>
+        </w:rPr>
+        <w:t>Gn 24:34–49</w:t>
+      </w:r>
       <w:r>
         <w:rPr>
           <w:lang w:val="es_ES" w:bidi="es_ES"/>
         </w:rPr>
         <w:t>). La familia de Rebeca reconoció esto como obra de Dios, pero dudaron en dejarla ir de inmediato (</w:t>
       </w:r>
-      <w:hyperlink r:id="rId45">
-        <w:r>
-          <w:rPr>
-            <w:lang w:val="es_ES" w:bidi="es_ES"/>
-          </w:rPr>
-          <w:rPr>
-            <w:color w:val="0000EE"/>
-            <w:u w:val="single"/>
-          </w:rPr>
-          <w:t>24:50–56</w:t>
-        </w:r>
-      </w:hyperlink>
+      <w:r>
+        <w:rPr>
+          <w:lang w:val="es_ES" w:bidi="es_ES"/>
+        </w:rPr>
+        <w:t>24:50–56</w:t>
+      </w:r>
       <w:r>
         <w:rPr>
           <w:lang w:val="es_ES" w:bidi="es_ES"/>
         </w:rPr>
         <w:t>). Sin embargo, Rebeca mostró fe en el plan de Dios y estaba lista para dejar a su familia de inmediato para casarse con Isaac (</w:t>
       </w:r>
-      <w:hyperlink r:id="rId46">
-        <w:r>
-          <w:rPr>
-            <w:lang w:val="es_ES" w:bidi="es_ES"/>
-          </w:rPr>
-          <w:rPr>
-            <w:color w:val="0000EE"/>
-            <w:u w:val="single"/>
-          </w:rPr>
-          <w:t>Gn 24:57–58</w:t>
-        </w:r>
-      </w:hyperlink>
+      <w:r>
+        <w:rPr>
+          <w:lang w:val="es_ES" w:bidi="es_ES"/>
+        </w:rPr>
+        <w:t>Gn 24:57–58</w:t>
+      </w:r>
       <w:r>
         <w:rPr>
           <w:lang w:val="es_ES" w:bidi="es_ES"/>
         </w:rPr>
         <w:t>). La fe de Rebeca fue grandemente recompensada. La bendición que su familia le dio al partir se cumplió cuando tuvo la siguiente generación de la línea elegida de Dios con Isaac (</w:t>
       </w:r>
-      <w:hyperlink r:id="rId47">
-        <w:r>
-          <w:rPr>
-            <w:lang w:val="es_ES" w:bidi="es_ES"/>
-          </w:rPr>
-          <w:rPr>
-            <w:color w:val="0000EE"/>
-            <w:u w:val="single"/>
-          </w:rPr>
-          <w:t>Gn 24:59–60</w:t>
-        </w:r>
-      </w:hyperlink>
+      <w:r>
+        <w:rPr>
+          <w:lang w:val="es_ES" w:bidi="es_ES"/>
+        </w:rPr>
+        <w:t>Gn 24:59–60</w:t>
+      </w:r>
       <w:r>
         <w:rPr>
           <w:lang w:val="es_ES" w:bidi="es_ES"/>
@@ -1249,90 +991,60 @@
         </w:rPr>
         <w:t>Rebeca dio a luz a gemelos, Esaú y Jacob (</w:t>
       </w:r>
-      <w:hyperlink r:id="rId48">
-        <w:r>
-          <w:rPr>
-            <w:lang w:val="es_ES" w:bidi="es_ES"/>
-          </w:rPr>
-          <w:rPr>
-            <w:color w:val="0000EE"/>
-            <w:u w:val="single"/>
-          </w:rPr>
-          <w:t>Gn 25:20–26</w:t>
-        </w:r>
-      </w:hyperlink>
+      <w:r>
+        <w:rPr>
+          <w:lang w:val="es_ES" w:bidi="es_ES"/>
+        </w:rPr>
+        <w:t>Gn 25:20–26</w:t>
+      </w:r>
       <w:r>
         <w:rPr>
           <w:lang w:val="es_ES" w:bidi="es_ES"/>
         </w:rPr>
         <w:t>). Ella favoreció a Jacob, el hijo menor, porque Dios le había dicho que él sería más fuerte y lideraría a ambos (</w:t>
       </w:r>
-      <w:hyperlink r:id="rId49">
-        <w:r>
-          <w:rPr>
-            <w:lang w:val="es_ES" w:bidi="es_ES"/>
-          </w:rPr>
-          <w:rPr>
-            <w:color w:val="0000EE"/>
-            <w:u w:val="single"/>
-          </w:rPr>
-          <w:t>Gn 25:23</w:t>
-        </w:r>
-      </w:hyperlink>
+      <w:r>
+        <w:rPr>
+          <w:lang w:val="es_ES" w:bidi="es_ES"/>
+        </w:rPr>
+        <w:t>Gn 25:23</w:t>
+      </w:r>
       <w:r>
         <w:rPr>
           <w:lang w:val="es_ES" w:bidi="es_ES"/>
         </w:rPr>
         <w:t>). Rebeca ayudó a Jacob a obtener la bendición del primogénito engañando a Isaac (</w:t>
       </w:r>
-      <w:hyperlink r:id="rId50">
-        <w:r>
-          <w:rPr>
-            <w:lang w:val="es_ES" w:bidi="es_ES"/>
-          </w:rPr>
-          <w:rPr>
-            <w:color w:val="0000EE"/>
-            <w:u w:val="single"/>
-          </w:rPr>
-          <w:t>Gn 27:1–40</w:t>
-        </w:r>
-      </w:hyperlink>
+      <w:r>
+        <w:rPr>
+          <w:lang w:val="es_ES" w:bidi="es_ES"/>
+        </w:rPr>
+        <w:t>Gn 27:1–40</w:t>
+      </w:r>
       <w:r>
         <w:rPr>
           <w:lang w:val="es_ES" w:bidi="es_ES"/>
         </w:rPr>
         <w:t>). Luego organizó que Jacob fuera a Harán para escapar de la ira de Esaú (</w:t>
       </w:r>
-      <w:hyperlink r:id="rId51">
-        <w:r>
-          <w:rPr>
-            <w:lang w:val="es_ES" w:bidi="es_ES"/>
-          </w:rPr>
-          <w:rPr>
-            <w:color w:val="0000EE"/>
-            <w:u w:val="single"/>
-          </w:rPr>
-          <w:t>Gn 27:41–28:5</w:t>
-        </w:r>
-      </w:hyperlink>
+      <w:r>
+        <w:rPr>
+          <w:lang w:val="es_ES" w:bidi="es_ES"/>
+        </w:rPr>
+        <w:t>Gn 27:41–28:5</w:t>
+      </w:r>
       <w:r>
         <w:rPr>
           <w:lang w:val="es_ES" w:bidi="es_ES"/>
         </w:rPr>
         <w:t>). El engaño de Rebeca provocó una división duradera en la familia. Probablemente nunca volvió a ver a Jacob. Sin embargo, fue enterrada junto a Isaac en el sitio de entierro familiar (</w:t>
       </w:r>
-      <w:hyperlink r:id="rId52">
-        <w:r>
-          <w:rPr>
-            <w:lang w:val="es_ES" w:bidi="es_ES"/>
-          </w:rPr>
-          <w:rPr>
-            <w:color w:val="0000EE"/>
-            <w:u w:val="single"/>
-          </w:rPr>
-          <w:t>Gn 49:31</w:t>
-        </w:r>
-      </w:hyperlink>
+      <w:r>
+        <w:rPr>
+          <w:lang w:val="es_ES" w:bidi="es_ES"/>
+        </w:rPr>
+        <w:t>Gn 49:31</w:t>
+      </w:r>
       <w:r>
         <w:rPr>
           <w:lang w:val="es_ES" w:bidi="es_ES"/>
@@ -1362,156 +1074,90 @@
           <w:lang w:val="es_ES" w:bidi="es_ES"/>
         </w:rPr>
       </w:r>
-      <w:hyperlink r:id="rId41">
-        <w:r>
-          <w:rPr>
-            <w:lang w:val="es_ES" w:bidi="es_ES"/>
-          </w:rPr>
-          <w:rPr>
-            <w:color w:val="0000EE"/>
-            <w:u w:val="single"/>
-          </w:rPr>
-          <w:t>Génesis 22:23;</w:t>
-        </w:r>
-      </w:hyperlink>
-      <w:hyperlink r:id="rId53">
-        <w:r>
-          <w:rPr>
-            <w:lang w:val="es_ES" w:bidi="es_ES"/>
-          </w:rPr>
-          <w:rPr>
-            <w:color w:val="0000EE"/>
-            <w:u w:val="single"/>
-          </w:rPr>
-          <w:t xml:space="preserve"> 24:12–67;</w:t>
-        </w:r>
-      </w:hyperlink>
-      <w:hyperlink r:id="rId54">
-        <w:r>
-          <w:rPr>
-            <w:lang w:val="es_ES" w:bidi="es_ES"/>
-          </w:rPr>
-          <w:rPr>
-            <w:color w:val="0000EE"/>
-            <w:u w:val="single"/>
-          </w:rPr>
-          <w:t xml:space="preserve"> 25:20–28;</w:t>
-        </w:r>
-      </w:hyperlink>
-      <w:hyperlink r:id="rId55">
-        <w:r>
-          <w:rPr>
-            <w:lang w:val="es_ES" w:bidi="es_ES"/>
-          </w:rPr>
-          <w:rPr>
-            <w:color w:val="0000EE"/>
-            <w:u w:val="single"/>
-          </w:rPr>
-          <w:t xml:space="preserve"> 26:7–8</w:t>
-        </w:r>
-      </w:hyperlink>
+      <w:r>
+        <w:rPr>
+          <w:lang w:val="es_ES" w:bidi="es_ES"/>
+        </w:rPr>
+        <w:t>Génesis 22:23;</w:t>
+      </w:r>
+      <w:r>
+        <w:rPr>
+          <w:lang w:val="es_ES" w:bidi="es_ES"/>
+        </w:rPr>
+        <w:t xml:space="preserve"> 24:12–67;</w:t>
+      </w:r>
+      <w:r>
+        <w:rPr>
+          <w:lang w:val="es_ES" w:bidi="es_ES"/>
+        </w:rPr>
+        <w:t xml:space="preserve"> 25:20–28;</w:t>
+      </w:r>
+      <w:r>
+        <w:rPr>
+          <w:lang w:val="es_ES" w:bidi="es_ES"/>
+        </w:rPr>
+        <w:t xml:space="preserve"> 26:7–8</w:t>
+      </w:r>
       <w:r>
         <w:rPr>
           <w:lang w:val="es_ES" w:bidi="es_ES"/>
         </w:rPr>
         <w:t>,</w:t>
       </w:r>
-      <w:hyperlink r:id="rId56">
-        <w:r>
-          <w:rPr>
-            <w:lang w:val="es_ES" w:bidi="es_ES"/>
-          </w:rPr>
-          <w:rPr>
-            <w:color w:val="0000EE"/>
-            <w:u w:val="single"/>
-          </w:rPr>
-          <w:t>35;</w:t>
-        </w:r>
-      </w:hyperlink>
-      <w:hyperlink r:id="rId57">
-        <w:r>
-          <w:rPr>
-            <w:lang w:val="es_ES" w:bidi="es_ES"/>
-          </w:rPr>
-          <w:rPr>
-            <w:color w:val="0000EE"/>
-            <w:u w:val="single"/>
-          </w:rPr>
-          <w:t xml:space="preserve"> 27:5–17</w:t>
-        </w:r>
-      </w:hyperlink>
+      <w:r>
+        <w:rPr>
+          <w:lang w:val="es_ES" w:bidi="es_ES"/>
+        </w:rPr>
+        <w:t>35;</w:t>
+      </w:r>
+      <w:r>
+        <w:rPr>
+          <w:lang w:val="es_ES" w:bidi="es_ES"/>
+        </w:rPr>
+        <w:t xml:space="preserve"> 27:5–17</w:t>
+      </w:r>
       <w:r>
         <w:rPr>
           <w:lang w:val="es_ES" w:bidi="es_ES"/>
         </w:rPr>
         <w:t>,</w:t>
       </w:r>
-      <w:hyperlink r:id="rId58">
-        <w:r>
-          <w:rPr>
-            <w:lang w:val="es_ES" w:bidi="es_ES"/>
-          </w:rPr>
-          <w:rPr>
-            <w:color w:val="0000EE"/>
-            <w:u w:val="single"/>
-          </w:rPr>
-          <w:t>42–46;</w:t>
-        </w:r>
-      </w:hyperlink>
-      <w:hyperlink r:id="rId59">
-        <w:r>
-          <w:rPr>
-            <w:lang w:val="es_ES" w:bidi="es_ES"/>
-          </w:rPr>
-          <w:rPr>
-            <w:color w:val="0000EE"/>
-            <w:u w:val="single"/>
-          </w:rPr>
-          <w:t xml:space="preserve"> 29:12;</w:t>
-        </w:r>
-      </w:hyperlink>
-      <w:hyperlink r:id="rId60">
-        <w:r>
-          <w:rPr>
-            <w:lang w:val="es_ES" w:bidi="es_ES"/>
-          </w:rPr>
-          <w:rPr>
-            <w:color w:val="0000EE"/>
-            <w:u w:val="single"/>
-          </w:rPr>
-          <w:t xml:space="preserve"> 35:8;</w:t>
-        </w:r>
-      </w:hyperlink>
-      <w:hyperlink r:id="rId52">
-        <w:r>
-          <w:rPr>
-            <w:lang w:val="es_ES" w:bidi="es_ES"/>
-          </w:rPr>
-          <w:rPr>
-            <w:color w:val="0000EE"/>
-            <w:u w:val="single"/>
-          </w:rPr>
-          <w:t xml:space="preserve"> 49:31;</w:t>
-        </w:r>
-      </w:hyperlink>
+      <w:r>
+        <w:rPr>
+          <w:lang w:val="es_ES" w:bidi="es_ES"/>
+        </w:rPr>
+        <w:t>42–46;</w:t>
+      </w:r>
+      <w:r>
+        <w:rPr>
+          <w:lang w:val="es_ES" w:bidi="es_ES"/>
+        </w:rPr>
+        <w:t xml:space="preserve"> 29:12;</w:t>
+      </w:r>
+      <w:r>
+        <w:rPr>
+          <w:lang w:val="es_ES" w:bidi="es_ES"/>
+        </w:rPr>
+        <w:t xml:space="preserve"> 35:8;</w:t>
+      </w:r>
+      <w:r>
+        <w:rPr>
+          <w:lang w:val="es_ES" w:bidi="es_ES"/>
+        </w:rPr>
+        <w:t xml:space="preserve"> 49:31;</w:t>
+      </w:r>
       <w:r>
         <w:rPr>
           <w:lang w:val="es_ES" w:bidi="es_ES"/>
         </w:rPr>
         <w:t xml:space="preserve"> </w:t>
       </w:r>
-      <w:hyperlink r:id="rId61">
-        <w:r>
-          <w:rPr>
-            <w:lang w:val="es_ES" w:bidi="es_ES"/>
-          </w:rPr>
-          <w:rPr>
-            <w:color w:val="0000EE"/>
-            <w:u w:val="single"/>
-          </w:rPr>
-          <w:t>Romanos 9:10–13</w:t>
-        </w:r>
-      </w:hyperlink>
+      <w:r>
+        <w:rPr>
+          <w:lang w:val="es_ES" w:bidi="es_ES"/>
+        </w:rPr>
+        <w:t>Romanos 9:10–13</w:t>
+      </w:r>
       <w:r>
         <w:rPr>
           <w:lang w:val="es_ES" w:bidi="es_ES"/>
@@ -1574,72 +1220,48 @@
         </w:rPr>
         <w:t xml:space="preserve">Sin embargo, también generó problemas para el pueblo judío, ya que las costumbres griegas a menudo contradecían las creencias judías. Estos problemas se volvieron muy serios en los años 160 a.C., cuando los gobernantes griegos intentaron obligar al pueblo judío a abandonar su fe. La cultura griega posteriormente se fusionó con el dominio romano, preparando el camino para el Mesías (el elegido de Dios), tal como el profeta Daniel había predicho que sucedería. La historia de esta era está descrita con precisión en varias de las profecías de Daniel (ver </w:t>
       </w:r>
-      <w:hyperlink r:id="rId62">
-        <w:r>
-          <w:rPr>
-            <w:lang w:val="es_ES" w:bidi="es_ES"/>
-          </w:rPr>
-          <w:rPr>
-            <w:color w:val="0000EE"/>
-            <w:u w:val="single"/>
-          </w:rPr>
-          <w:t>Daniel 7.6</w:t>
-        </w:r>
-      </w:hyperlink>
+      <w:r>
+        <w:rPr>
+          <w:lang w:val="es_ES" w:bidi="es_ES"/>
+        </w:rPr>
+        <w:t>Daniel 7.6</w:t>
+      </w:r>
       <w:r>
         <w:rPr>
           <w:lang w:val="es_ES" w:bidi="es_ES"/>
         </w:rPr>
         <w:t xml:space="preserve">; </w:t>
       </w:r>
-      <w:hyperlink r:id="rId63">
-        <w:r>
-          <w:rPr>
-            <w:lang w:val="es_ES" w:bidi="es_ES"/>
-          </w:rPr>
-          <w:rPr>
-            <w:color w:val="0000EE"/>
-            <w:u w:val="single"/>
-          </w:rPr>
-          <w:t>8.8–14</w:t>
-        </w:r>
-      </w:hyperlink>
+      <w:r>
+        <w:rPr>
+          <w:lang w:val="es_ES" w:bidi="es_ES"/>
+        </w:rPr>
+        <w:t>8.8–14</w:t>
+      </w:r>
       <w:r>
         <w:rPr>
           <w:lang w:val="es_ES" w:bidi="es_ES"/>
         </w:rPr>
         <w:t xml:space="preserve">, </w:t>
       </w:r>
-      <w:hyperlink r:id="rId64">
-        <w:r>
-          <w:rPr>
-            <w:lang w:val="es_ES" w:bidi="es_ES"/>
-          </w:rPr>
-          <w:rPr>
-            <w:color w:val="0000EE"/>
-            <w:u w:val="single"/>
-          </w:rPr>
-          <w:t>21–26</w:t>
-        </w:r>
-      </w:hyperlink>
+      <w:r>
+        <w:rPr>
+          <w:lang w:val="es_ES" w:bidi="es_ES"/>
+        </w:rPr>
+        <w:t>21–26</w:t>
+      </w:r>
       <w:r>
         <w:rPr>
           <w:lang w:val="es_ES" w:bidi="es_ES"/>
         </w:rPr>
         <w:t xml:space="preserve">; </w:t>
       </w:r>
-      <w:hyperlink r:id="rId65">
-        <w:r>
-          <w:rPr>
-            <w:lang w:val="es_ES" w:bidi="es_ES"/>
-          </w:rPr>
-          <w:rPr>
-            <w:color w:val="0000EE"/>
-            <w:u w:val="single"/>
-          </w:rPr>
-          <w:t>11.4–45</w:t>
-        </w:r>
-      </w:hyperlink>
+      <w:r>
+        <w:rPr>
+          <w:lang w:val="es_ES" w:bidi="es_ES"/>
+        </w:rPr>
+        <w:t>11.4–45</w:t>
+      </w:r>
       <w:r>
         <w:rPr>
           <w:lang w:val="es_ES" w:bidi="es_ES"/>
@@ -1930,18 +1552,12 @@
         </w:rPr>
         <w:t xml:space="preserve">Durante los años 200 a.C., los Ptolomeos y los Seléucidas libraron numerosas guerras por Palestina. </w:t>
       </w:r>
-      <w:hyperlink r:id="rId66">
-        <w:r>
-          <w:rPr>
-            <w:lang w:val="es_ES" w:bidi="es_ES"/>
-          </w:rPr>
-          <w:rPr>
-            <w:color w:val="0000EE"/>
-            <w:u w:val="single"/>
-          </w:rPr>
-          <w:t>Daniel 11</w:t>
-        </w:r>
-      </w:hyperlink>
+      <w:r>
+        <w:rPr>
+          <w:lang w:val="es_ES" w:bidi="es_ES"/>
+        </w:rPr>
+        <w:t>Daniel 11</w:t>
+      </w:r>
       <w:r>
         <w:rPr>
           <w:lang w:val="es_ES" w:bidi="es_ES"/>
@@ -1973,18 +1589,12 @@
         </w:rPr>
         <w:t xml:space="preserve">Ptolomeo I y sus descendientes, conocidos como el "Rey del Neguev" en </w:t>
       </w:r>
-      <w:hyperlink r:id="rId66">
-        <w:r>
-          <w:rPr>
-            <w:lang w:val="es_ES" w:bidi="es_ES"/>
-          </w:rPr>
-          <w:rPr>
-            <w:color w:val="0000EE"/>
-            <w:u w:val="single"/>
-          </w:rPr>
-          <w:t>Daniel 11</w:t>
-        </w:r>
-      </w:hyperlink>
+      <w:r>
+        <w:rPr>
+          <w:lang w:val="es_ES" w:bidi="es_ES"/>
+        </w:rPr>
+        <w:t>Daniel 11</w:t>
+      </w:r>
       <w:r>
         <w:rPr>
           <w:lang w:val="es_ES" w:bidi="es_ES"/>
@@ -2016,18 +1626,12 @@
         </w:rPr>
         <w:t xml:space="preserve">Seleuco I y sus descendientes (conocidos como el "Rey del Norte" en </w:t>
       </w:r>
-      <w:hyperlink r:id="rId66">
-        <w:r>
-          <w:rPr>
-            <w:lang w:val="es_ES" w:bidi="es_ES"/>
-          </w:rPr>
-          <w:rPr>
-            <w:color w:val="0000EE"/>
-            <w:u w:val="single"/>
-          </w:rPr>
-          <w:t>Daniel 11</w:t>
-        </w:r>
-      </w:hyperlink>
+      <w:r>
+        <w:rPr>
+          <w:lang w:val="es_ES" w:bidi="es_ES"/>
+        </w:rPr>
+        <w:t>Daniel 11</w:t>
+      </w:r>
       <w:r>
         <w:rPr>
           <w:lang w:val="es_ES" w:bidi="es_ES"/>
@@ -2048,18 +1652,12 @@
         </w:rPr>
         <w:t>Después de que el Rey Seléucida Antíoco III tomó el control de Judea alrededor del año 200 a.C., otorgó trabajos importantes y autoridad a los judíos que adoptaron las costumbres griegas. Su hijo, Antíoco IV, persiguió severamente a los judíos. Ejecutó a aquellos que observaban el sábado, mantenían copias de la Torá o se negaban a adorar en el altar de Zeus (el principal dios Griego) que él estableció en el templo de Jerusalem. Este evento se menciona en Daniel como la "abominación de la desolación" (</w:t>
       </w:r>
-      <w:hyperlink r:id="rId67">
-        <w:r>
-          <w:rPr>
-            <w:lang w:val="es_ES" w:bidi="es_ES"/>
-          </w:rPr>
-          <w:rPr>
-            <w:color w:val="0000EE"/>
-            <w:u w:val="single"/>
-          </w:rPr>
-          <w:t>Daniel 11.31</w:t>
-        </w:r>
-      </w:hyperlink>
+      <w:r>
+        <w:rPr>
+          <w:lang w:val="es_ES" w:bidi="es_ES"/>
+        </w:rPr>
+        <w:t>Daniel 11.31</w:t>
+      </w:r>
       <w:r>
         <w:rPr>
           <w:lang w:val="es_ES" w:bidi="es_ES"/>
@@ -2101,18 +1699,12 @@
           <w:lang w:val="es_ES" w:bidi="es_ES"/>
         </w:rPr>
       </w:r>
-      <w:hyperlink r:id="rId68">
-        <w:r>
-          <w:rPr>
-            <w:lang w:val="es_ES" w:bidi="es_ES"/>
-          </w:rPr>
-          <w:rPr>
-            <w:color w:val="0000EE"/>
-            <w:u w:val="single"/>
-          </w:rPr>
-          <w:t>Daniel 11.4–39</w:t>
-        </w:r>
-      </w:hyperlink>
+      <w:r>
+        <w:rPr>
+          <w:lang w:val="es_ES" w:bidi="es_ES"/>
+        </w:rPr>
+        <w:t>Daniel 11.4–39</w:t>
+      </w:r>
       <w:r>
         <w:rPr>
           <w:lang w:val="es_ES" w:bidi="es_ES"/>
@@ -2161,18 +1753,12 @@
         </w:rPr>
         <w:t>Roboam era hijo de Salomón y de una mujer amonita (</w:t>
       </w:r>
-      <w:hyperlink r:id="rId69">
-        <w:r>
-          <w:rPr>
-            <w:lang w:val="es_ES" w:bidi="es_ES"/>
-          </w:rPr>
-          <w:rPr>
-            <w:color w:val="0000EE"/>
-            <w:u w:val="single"/>
-          </w:rPr>
-          <w:t>1 Re 14:21</w:t>
-        </w:r>
-      </w:hyperlink>
+      <w:r>
+        <w:rPr>
+          <w:lang w:val="es_ES" w:bidi="es_ES"/>
+        </w:rPr>
+        <w:t>1 Re 14:21</w:t>
+      </w:r>
       <w:r>
         <w:rPr>
           <w:lang w:val="es_ES" w:bidi="es_ES"/>
@@ -2193,72 +1779,48 @@
         </w:rPr>
         <w:t xml:space="preserve">Cuando Salomón murió en 931 a.C., Judá rápidamente proclamó rey a Roboam. Sin embargo, las diez tribus del norte dudaron en apoyarlo, ya que buscaban alivio de las duras políticas de Salomón (ver </w:t>
       </w:r>
-      <w:hyperlink r:id="rId70">
-        <w:r>
-          <w:rPr>
-            <w:lang w:val="es_ES" w:bidi="es_ES"/>
-          </w:rPr>
-          <w:rPr>
-            <w:color w:val="0000EE"/>
-            <w:u w:val="single"/>
-          </w:rPr>
-          <w:t>1 Re 12:4,</w:t>
-        </w:r>
-      </w:hyperlink>
+      <w:r>
+        <w:rPr>
+          <w:lang w:val="es_ES" w:bidi="es_ES"/>
+        </w:rPr>
+        <w:t>1 Re 12:4,</w:t>
+      </w:r>
       <w:r>
         <w:rPr>
           <w:lang w:val="es_ES" w:bidi="es_ES"/>
         </w:rPr>
         <w:t xml:space="preserve"> </w:t>
       </w:r>
-      <w:hyperlink r:id="rId71">
-        <w:r>
-          <w:rPr>
-            <w:lang w:val="es_ES" w:bidi="es_ES"/>
-          </w:rPr>
-          <w:rPr>
-            <w:color w:val="0000EE"/>
-            <w:u w:val="single"/>
-          </w:rPr>
-          <w:t>2 Cro 10:4</w:t>
-        </w:r>
-      </w:hyperlink>
+      <w:r>
+        <w:rPr>
+          <w:lang w:val="es_ES" w:bidi="es_ES"/>
+        </w:rPr>
+        <w:t>2 Cro 10:4</w:t>
+      </w:r>
       <w:r>
         <w:rPr>
           <w:lang w:val="es_ES" w:bidi="es_ES"/>
         </w:rPr>
         <w:t>). Los consejeros mayores del rey le sugirieron que accediera a sus peticiones, pero él los ignoró. En su lugar, escuchó a los consejeros más jóvenes, quienes le aconsejaron ser más severo que su padre. Las tribus del norte se rebelaron y nombraron a Jeroboam, el antiguo oficial de trabajo de Salomón, como su rey. Roboam intentó ir a la guerra para controlar el norte, pero Dios envió al profeta Semeías para advertirle que era inútil. La división era el juicio de Dios (</w:t>
       </w:r>
-      <w:hyperlink r:id="rId72">
-        <w:r>
-          <w:rPr>
-            <w:lang w:val="es_ES" w:bidi="es_ES"/>
-          </w:rPr>
-          <w:rPr>
-            <w:color w:val="0000EE"/>
-            <w:u w:val="single"/>
-          </w:rPr>
-          <w:t>2 Cro 11:1–4</w:t>
-        </w:r>
-      </w:hyperlink>
+      <w:r>
+        <w:rPr>
+          <w:lang w:val="es_ES" w:bidi="es_ES"/>
+        </w:rPr>
+        <w:t>2 Cro 11:1–4</w:t>
+      </w:r>
       <w:r>
         <w:rPr>
           <w:lang w:val="es_ES" w:bidi="es_ES"/>
         </w:rPr>
         <w:t>). Así que Roboam regresó a Judá y fortaleció sus fronteras (</w:t>
       </w:r>
-      <w:hyperlink r:id="rId73">
-        <w:r>
-          <w:rPr>
-            <w:lang w:val="es_ES" w:bidi="es_ES"/>
-          </w:rPr>
-          <w:rPr>
-            <w:color w:val="0000EE"/>
-            <w:u w:val="single"/>
-          </w:rPr>
-          <w:t>2 Cro 11:5–12</w:t>
-        </w:r>
-      </w:hyperlink>
+      <w:r>
+        <w:rPr>
+          <w:lang w:val="es_ES" w:bidi="es_ES"/>
+        </w:rPr>
+        <w:t>2 Cro 11:5–12</w:t>
+      </w:r>
       <w:r>
         <w:rPr>
           <w:lang w:val="es_ES" w:bidi="es_ES"/>
@@ -2279,90 +1841,60 @@
         </w:rPr>
         <w:t>Cuando Jeroboam estableció una nueva religión falsa en el reino del norte, sacerdotes y levitas se trasladaron al Sur. Fortalecieron la vida espiritual de la región y ayudaron a mantener la estabilidad de Judá (</w:t>
       </w:r>
-      <w:hyperlink r:id="rId74">
-        <w:r>
-          <w:rPr>
-            <w:lang w:val="es_ES" w:bidi="es_ES"/>
-          </w:rPr>
-          <w:rPr>
-            <w:color w:val="0000EE"/>
-            <w:u w:val="single"/>
-          </w:rPr>
-          <w:t>2 Cro 11:13–17</w:t>
-        </w:r>
-      </w:hyperlink>
+      <w:r>
+        <w:rPr>
+          <w:lang w:val="es_ES" w:bidi="es_ES"/>
+        </w:rPr>
+        <w:t>2 Cro 11:13–17</w:t>
+      </w:r>
       <w:r>
         <w:rPr>
           <w:lang w:val="es_ES" w:bidi="es_ES"/>
         </w:rPr>
         <w:t>). Sin embargo, Roboam eventualmente también recurrió a la adoración de ídolos. El pueblo de Judá construyó lugares altos y santuarios paganos por toda la tierra, adoptando prácticas religiosas corruptas de las naciones vecinas (</w:t>
       </w:r>
-      <w:hyperlink r:id="rId75">
-        <w:r>
-          <w:rPr>
-            <w:lang w:val="es_ES" w:bidi="es_ES"/>
-          </w:rPr>
-          <w:rPr>
-            <w:color w:val="0000EE"/>
-            <w:u w:val="single"/>
-          </w:rPr>
-          <w:t>1 Re 14:22–24</w:t>
-        </w:r>
-      </w:hyperlink>
+      <w:r>
+        <w:rPr>
+          <w:lang w:val="es_ES" w:bidi="es_ES"/>
+        </w:rPr>
+        <w:t>1 Re 14:22–24</w:t>
+      </w:r>
       <w:r>
         <w:rPr>
           <w:lang w:val="es_ES" w:bidi="es_ES"/>
         </w:rPr>
         <w:t>). Dios dejó de apoyar a Roboam, dejándolo vulnerable cuando el rey Sisac de Egipto atacó en 926 a 925 a.C., y se llevó muchos objetos valiosos del templo (</w:t>
       </w:r>
-      <w:hyperlink r:id="rId76">
-        <w:r>
-          <w:rPr>
-            <w:lang w:val="es_ES" w:bidi="es_ES"/>
-          </w:rPr>
-          <w:rPr>
-            <w:color w:val="0000EE"/>
-            <w:u w:val="single"/>
-          </w:rPr>
-          <w:t>1 Re 14:25–26,</w:t>
-        </w:r>
-      </w:hyperlink>
+      <w:r>
+        <w:rPr>
+          <w:lang w:val="es_ES" w:bidi="es_ES"/>
+        </w:rPr>
+        <w:t>1 Re 14:25–26,</w:t>
+      </w:r>
       <w:r>
         <w:rPr>
           <w:lang w:val="es_ES" w:bidi="es_ES"/>
         </w:rPr>
         <w:t xml:space="preserve"> </w:t>
       </w:r>
-      <w:hyperlink r:id="rId77">
-        <w:r>
-          <w:rPr>
-            <w:lang w:val="es_ES" w:bidi="es_ES"/>
-          </w:rPr>
-          <w:rPr>
-            <w:color w:val="0000EE"/>
-            <w:u w:val="single"/>
-          </w:rPr>
-          <w:t>2 Cro 12:1–5</w:t>
-        </w:r>
-      </w:hyperlink>
+      <w:r>
+        <w:rPr>
+          <w:lang w:val="es_ES" w:bidi="es_ES"/>
+        </w:rPr>
+        <w:t>2 Cro 12:1–5</w:t>
+      </w:r>
       <w:r>
         <w:rPr>
           <w:lang w:val="es_ES" w:bidi="es_ES"/>
         </w:rPr>
         <w:t>). Roboam luego reemplazó los escudos de oro de Salomón con unos de bronce (</w:t>
       </w:r>
-      <w:hyperlink r:id="rId78">
-        <w:r>
-          <w:rPr>
-            <w:lang w:val="es_ES" w:bidi="es_ES"/>
-          </w:rPr>
-          <w:rPr>
-            <w:color w:val="0000EE"/>
-            <w:u w:val="single"/>
-          </w:rPr>
-          <w:t>1 Re 14:27</w:t>
-        </w:r>
-      </w:hyperlink>
+      <w:r>
+        <w:rPr>
+          <w:lang w:val="es_ES" w:bidi="es_ES"/>
+        </w:rPr>
+        <w:t>1 Re 14:27</w:t>
+      </w:r>
       <w:r>
         <w:rPr>
           <w:lang w:val="es_ES" w:bidi="es_ES"/>
@@ -2392,54 +1924,36 @@
           <w:lang w:val="es_ES" w:bidi="es_ES"/>
         </w:rPr>
       </w:r>
-      <w:hyperlink r:id="rId79">
-        <w:r>
-          <w:rPr>
-            <w:lang w:val="es_ES" w:bidi="es_ES"/>
-          </w:rPr>
-          <w:rPr>
-            <w:color w:val="0000EE"/>
-            <w:u w:val="single"/>
-          </w:rPr>
-          <w:t>1 Reyes 12:1–24,</w:t>
-        </w:r>
-      </w:hyperlink>
+      <w:r>
+        <w:rPr>
+          <w:lang w:val="es_ES" w:bidi="es_ES"/>
+        </w:rPr>
+        <w:t>1 Reyes 12:1–24,</w:t>
+      </w:r>
       <w:r>
         <w:rPr>
           <w:lang w:val="es_ES" w:bidi="es_ES"/>
         </w:rPr>
         <w:t xml:space="preserve"> </w:t>
       </w:r>
-      <w:hyperlink r:id="rId80">
-        <w:r>
-          <w:rPr>
-            <w:lang w:val="es_ES" w:bidi="es_ES"/>
-          </w:rPr>
-          <w:rPr>
-            <w:color w:val="0000EE"/>
-            <w:u w:val="single"/>
-          </w:rPr>
-          <w:t>14:21–31;</w:t>
-        </w:r>
-      </w:hyperlink>
+      <w:r>
+        <w:rPr>
+          <w:lang w:val="es_ES" w:bidi="es_ES"/>
+        </w:rPr>
+        <w:t>14:21–31;</w:t>
+      </w:r>
       <w:r>
         <w:rPr>
           <w:lang w:val="es_ES" w:bidi="es_ES"/>
         </w:rPr>
         <w:t xml:space="preserve"> </w:t>
       </w:r>
-      <w:hyperlink r:id="rId81">
-        <w:r>
-          <w:rPr>
-            <w:lang w:val="es_ES" w:bidi="es_ES"/>
-          </w:rPr>
-          <w:rPr>
-            <w:color w:val="0000EE"/>
-            <w:u w:val="single"/>
-          </w:rPr>
-          <w:t>2 Crónicas 9:31–12:16</w:t>
-        </w:r>
-      </w:hyperlink>
+      <w:r>
+        <w:rPr>
+          <w:lang w:val="es_ES" w:bidi="es_ES"/>
+        </w:rPr>
+        <w:t>2 Crónicas 9:31–12:16</w:t>
+      </w:r>
       <w:r>
         <w:rPr>
           <w:lang w:val="es_ES" w:bidi="es_ES"/>
@@ -2642,18 +2156,12 @@
         </w:rPr>
         <w:t>“Mas venido el cumplimiento del tiempo, Dios envió su Hijo” (</w:t>
       </w:r>
-      <w:hyperlink r:id="rId82">
-        <w:r>
-          <w:rPr>
-            <w:lang w:val="es_ES" w:bidi="es_ES"/>
-          </w:rPr>
-          <w:rPr>
-            <w:color w:val="0000EE"/>
-            <w:u w:val="single"/>
-          </w:rPr>
-          <w:t>Ga 4:4</w:t>
-        </w:r>
-      </w:hyperlink>
+      <w:r>
+        <w:rPr>
+          <w:lang w:val="es_ES" w:bidi="es_ES"/>
+        </w:rPr>
+        <w:t>Ga 4:4</w:t>
+      </w:r>
       <w:r>
         <w:rPr>
           <w:lang w:val="es_ES" w:bidi="es_ES"/>
@@ -2673,72 +2181,48 @@
         </w:rPr>
         <w:t xml:space="preserve"> (“Paz Romana”). Esta paz perduró hasta los años 100 d.C. Muchos han señalado que el dominio romano en el primer siglo d.C. fue ideal para la difusión del cristianismo. Las fronteras estaban seguras y las carreteras eran de buena calidad, lo que facilitaba los viajes. Las leyes y costumbres romanas protegían los derechos de los ciudadanos (ver, por ejemplo, </w:t>
       </w:r>
-      <w:hyperlink r:id="rId83">
-        <w:r>
-          <w:rPr>
-            <w:lang w:val="es_ES" w:bidi="es_ES"/>
-          </w:rPr>
-          <w:rPr>
-            <w:color w:val="0000EE"/>
-            <w:u w:val="single"/>
-          </w:rPr>
-          <w:t>Hc 16:35–40,</w:t>
-        </w:r>
-      </w:hyperlink>
+      <w:r>
+        <w:rPr>
+          <w:lang w:val="es_ES" w:bidi="es_ES"/>
+        </w:rPr>
+        <w:t>Hc 16:35–40,</w:t>
+      </w:r>
       <w:r>
         <w:rPr>
           <w:lang w:val="es_ES" w:bidi="es_ES"/>
         </w:rPr>
         <w:t xml:space="preserve"> </w:t>
       </w:r>
-      <w:hyperlink r:id="rId84">
-        <w:r>
-          <w:rPr>
-            <w:lang w:val="es_ES" w:bidi="es_ES"/>
-          </w:rPr>
-          <w:rPr>
-            <w:color w:val="0000EE"/>
-            <w:u w:val="single"/>
-          </w:rPr>
-          <w:t>22:24–29</w:t>
-        </w:r>
-      </w:hyperlink>
+      <w:r>
+        <w:rPr>
+          <w:lang w:val="es_ES" w:bidi="es_ES"/>
+        </w:rPr>
+        <w:t>22:24–29</w:t>
+      </w:r>
       <w:r>
         <w:rPr>
           <w:lang w:val="es_ES" w:bidi="es_ES"/>
         </w:rPr>
         <w:t xml:space="preserve">). El judaísmo estaba protegido, y los romanos consideraban el cristianismo como una secta judía (ver, por ejemplo, </w:t>
       </w:r>
-      <w:hyperlink r:id="rId85">
-        <w:r>
-          <w:rPr>
-            <w:lang w:val="es_ES" w:bidi="es_ES"/>
-          </w:rPr>
-          <w:rPr>
-            <w:color w:val="0000EE"/>
-            <w:u w:val="single"/>
-          </w:rPr>
-          <w:t>Hc 25:13–19</w:t>
-        </w:r>
-      </w:hyperlink>
+      <w:r>
+        <w:rPr>
+          <w:lang w:val="es_ES" w:bidi="es_ES"/>
+        </w:rPr>
+        <w:t>Hc 25:13–19</w:t>
+      </w:r>
       <w:r>
         <w:rPr>
           <w:lang w:val="es_ES" w:bidi="es_ES"/>
         </w:rPr>
         <w:t xml:space="preserve">). Por lo tanto, los romanos a menudo desestimaban las quejas contra los cristianos basadas en la religión (ver, por ejemplo, </w:t>
       </w:r>
-      <w:hyperlink r:id="rId86">
-        <w:r>
-          <w:rPr>
-            <w:lang w:val="es_ES" w:bidi="es_ES"/>
-          </w:rPr>
-          <w:rPr>
-            <w:color w:val="0000EE"/>
-            <w:u w:val="single"/>
-          </w:rPr>
-          <w:t>Hc 19:23–41</w:t>
-        </w:r>
-      </w:hyperlink>
+      <w:r>
+        <w:rPr>
+          <w:lang w:val="es_ES" w:bidi="es_ES"/>
+        </w:rPr>
+        <w:t>Hc 19:23–41</w:t>
+      </w:r>
       <w:r>
         <w:rPr>
           <w:lang w:val="es_ES" w:bidi="es_ES"/>
@@ -2770,18 +2254,12 @@
         </w:rPr>
         <w:t>Esta situación favorable comenzó a cambiar durante el gobierno de Nerón. Nerón culpó a los cristianos por el incendio que destruyó gran parte de Roma en el año 64 d.C., lo que llevó a la primera gran persecución de cristianos. La persecución abierta se detuvo en el año 66 d.C., pero el cristianismo dejó de ser visto como parte del judaísmo y perdió su estatus protegido. Más tarde, el imperio exigía que la gente quemara incienso al Emperador. Aquellos que se negaban eran generalmente judíos (que estaban protegidos) o cristianos (que no lo estaban). Como resultado, desde la época de Domiciano, alrededor del año 81 al 96 d.C., hasta la época de Galerio, desde el año 305 al 311 d.C., el cristianismo fue oficialmente ilegal, castigado con la muerte, y experimentó diferentes niveles de persecución según el entusiasmo de los líderes. Durante más de doscientos años, Roma derramó “la sangre de los santos, y de la sangre de los mártires de Jesús” (</w:t>
       </w:r>
-      <w:hyperlink r:id="rId87">
-        <w:r>
-          <w:rPr>
-            <w:lang w:val="es_ES" w:bidi="es_ES"/>
-          </w:rPr>
-          <w:rPr>
-            <w:color w:val="0000EE"/>
-            <w:u w:val="single"/>
-          </w:rPr>
-          <w:t>Ap 17:6</w:t>
-        </w:r>
-      </w:hyperlink>
+      <w:r>
+        <w:rPr>
+          <w:lang w:val="es_ES" w:bidi="es_ES"/>
+        </w:rPr>
+        <w:t>Ap 17:6</w:t>
+      </w:r>
       <w:r>
         <w:rPr>
           <w:lang w:val="es_ES" w:bidi="es_ES"/>
@@ -2811,162 +2289,108 @@
           <w:lang w:val="es_ES" w:bidi="es_ES"/>
         </w:rPr>
       </w:r>
-      <w:hyperlink r:id="rId88">
-        <w:r>
-          <w:rPr>
-            <w:lang w:val="es_ES" w:bidi="es_ES"/>
-          </w:rPr>
-          <w:rPr>
-            <w:color w:val="0000EE"/>
-            <w:u w:val="single"/>
-          </w:rPr>
-          <w:t>Hechos 2:10;</w:t>
-        </w:r>
-      </w:hyperlink>
+      <w:r>
+        <w:rPr>
+          <w:lang w:val="es_ES" w:bidi="es_ES"/>
+        </w:rPr>
+        <w:t>Hechos 2:10;</w:t>
+      </w:r>
       <w:r>
         <w:rPr>
           <w:lang w:val="es_ES" w:bidi="es_ES"/>
         </w:rPr>
         <w:t xml:space="preserve"> </w:t>
       </w:r>
-      <w:hyperlink r:id="rId89">
-        <w:r>
-          <w:rPr>
-            <w:lang w:val="es_ES" w:bidi="es_ES"/>
-          </w:rPr>
-          <w:rPr>
-            <w:color w:val="0000EE"/>
-            <w:u w:val="single"/>
-          </w:rPr>
-          <w:t>18:2;</w:t>
-        </w:r>
-      </w:hyperlink>
+      <w:r>
+        <w:rPr>
+          <w:lang w:val="es_ES" w:bidi="es_ES"/>
+        </w:rPr>
+        <w:t>18:2;</w:t>
+      </w:r>
       <w:r>
         <w:rPr>
           <w:lang w:val="es_ES" w:bidi="es_ES"/>
         </w:rPr>
         <w:t xml:space="preserve"> </w:t>
       </w:r>
-      <w:hyperlink r:id="rId90">
-        <w:r>
-          <w:rPr>
-            <w:lang w:val="es_ES" w:bidi="es_ES"/>
-          </w:rPr>
-          <w:rPr>
-            <w:color w:val="0000EE"/>
-            <w:u w:val="single"/>
-          </w:rPr>
-          <w:t>19:21;</w:t>
-        </w:r>
-      </w:hyperlink>
+      <w:r>
+        <w:rPr>
+          <w:lang w:val="es_ES" w:bidi="es_ES"/>
+        </w:rPr>
+        <w:t>19:21;</w:t>
+      </w:r>
       <w:r>
         <w:rPr>
           <w:lang w:val="es_ES" w:bidi="es_ES"/>
         </w:rPr>
         <w:t xml:space="preserve"> </w:t>
       </w:r>
-      <w:hyperlink r:id="rId91">
-        <w:r>
-          <w:rPr>
-            <w:lang w:val="es_ES" w:bidi="es_ES"/>
-          </w:rPr>
-          <w:rPr>
-            <w:color w:val="0000EE"/>
-            <w:u w:val="single"/>
-          </w:rPr>
-          <w:t>23:11;</w:t>
-        </w:r>
-      </w:hyperlink>
+      <w:r>
+        <w:rPr>
+          <w:lang w:val="es_ES" w:bidi="es_ES"/>
+        </w:rPr>
+        <w:t>23:11;</w:t>
+      </w:r>
       <w:r>
         <w:rPr>
           <w:lang w:val="es_ES" w:bidi="es_ES"/>
         </w:rPr>
         <w:t xml:space="preserve"> </w:t>
       </w:r>
-      <w:hyperlink r:id="rId92">
-        <w:r>
-          <w:rPr>
-            <w:lang w:val="es_ES" w:bidi="es_ES"/>
-          </w:rPr>
-          <w:rPr>
-            <w:color w:val="0000EE"/>
-            <w:u w:val="single"/>
-          </w:rPr>
-          <w:t>28:14</w:t>
-        </w:r>
-      </w:hyperlink>
+      <w:r>
+        <w:rPr>
+          <w:lang w:val="es_ES" w:bidi="es_ES"/>
+        </w:rPr>
+        <w:t>28:14</w:t>
+      </w:r>
       <w:r>
         <w:rPr>
           <w:lang w:val="es_ES" w:bidi="es_ES"/>
         </w:rPr>
         <w:t>,</w:t>
       </w:r>
-      <w:hyperlink r:id="rId93">
-        <w:r>
-          <w:rPr>
-            <w:lang w:val="es_ES" w:bidi="es_ES"/>
-          </w:rPr>
-          <w:rPr>
-            <w:color w:val="0000EE"/>
-            <w:u w:val="single"/>
-          </w:rPr>
-          <w:t>16;</w:t>
-        </w:r>
-      </w:hyperlink>
+      <w:r>
+        <w:rPr>
+          <w:lang w:val="es_ES" w:bidi="es_ES"/>
+        </w:rPr>
+        <w:t>16;</w:t>
+      </w:r>
       <w:r>
         <w:rPr>
           <w:lang w:val="es_ES" w:bidi="es_ES"/>
         </w:rPr>
         <w:t xml:space="preserve"> </w:t>
       </w:r>
-      <w:hyperlink r:id="rId94">
-        <w:r>
-          <w:rPr>
-            <w:lang w:val="es_ES" w:bidi="es_ES"/>
-          </w:rPr>
-          <w:rPr>
-            <w:color w:val="0000EE"/>
-            <w:u w:val="single"/>
-          </w:rPr>
-          <w:t>Romanos 1:1–7</w:t>
-        </w:r>
-      </w:hyperlink>
+      <w:r>
+        <w:rPr>
+          <w:lang w:val="es_ES" w:bidi="es_ES"/>
+        </w:rPr>
+        <w:t>Romanos 1:1–7</w:t>
+      </w:r>
       <w:r>
         <w:rPr>
           <w:lang w:val="es_ES" w:bidi="es_ES"/>
         </w:rPr>
         <w:t>,</w:t>
       </w:r>
-      <w:hyperlink r:id="rId95">
-        <w:r>
-          <w:rPr>
-            <w:lang w:val="es_ES" w:bidi="es_ES"/>
-          </w:rPr>
-          <w:rPr>
-            <w:color w:val="0000EE"/>
-            <w:u w:val="single"/>
-          </w:rPr>
-          <w:t>15;</w:t>
-        </w:r>
-      </w:hyperlink>
+      <w:r>
+        <w:rPr>
+          <w:lang w:val="es_ES" w:bidi="es_ES"/>
+        </w:rPr>
+        <w:t>15;</w:t>
+      </w:r>
       <w:r>
         <w:rPr>
           <w:lang w:val="es_ES" w:bidi="es_ES"/>
         </w:rPr>
         <w:t xml:space="preserve"> </w:t>
       </w:r>
-      <w:hyperlink r:id="rId96">
-        <w:r>
-          <w:rPr>
-            <w:lang w:val="es_ES" w:bidi="es_ES"/>
-          </w:rPr>
-          <w:rPr>
-            <w:color w:val="0000EE"/>
-            <w:u w:val="single"/>
-          </w:rPr>
-          <w:t>2 Timoteo 1:17</w:t>
-        </w:r>
-      </w:hyperlink>
+      <w:r>
+        <w:rPr>
+          <w:lang w:val="es_ES" w:bidi="es_ES"/>
+        </w:rPr>
+        <w:t>2 Timoteo 1:17</w:t>
+      </w:r>
       <w:r>
         <w:rPr>
           <w:lang w:val="es_ES" w:bidi="es_ES"/>
@@ -3015,18 +2439,12 @@
         </w:rPr>
         <w:t>La historia de Rut trata sobre una mujer bondadosa y leal. Muestra cómo la guía oculta de Dios beneficia a aquellos que lo aman (</w:t>
       </w:r>
-      <w:hyperlink r:id="rId97">
-        <w:r>
-          <w:rPr>
-            <w:lang w:val="es_ES" w:bidi="es_ES"/>
-          </w:rPr>
-          <w:rPr>
-            <w:color w:val="0000EE"/>
-            <w:u w:val="single"/>
-          </w:rPr>
-          <w:t>Ro 8:28</w:t>
-        </w:r>
-      </w:hyperlink>
+      <w:r>
+        <w:rPr>
+          <w:lang w:val="es_ES" w:bidi="es_ES"/>
+        </w:rPr>
+        <w:t>Ro 8:28</w:t>
+      </w:r>
       <w:r>
         <w:rPr>
           <w:lang w:val="es_ES" w:bidi="es_ES"/>
@@ -3047,18 +2465,12 @@
         </w:rPr>
         <w:t>Rut vivió durante la tumultuosa época de los jueces. Ella era una extranjera de Moab que se casó en una familia israelita de Belén mientras ellos estaban en Moab. Todos los hombres de esta familia israelita murieron en Moab, dejando a tres viudas: Rut, su suegra Noemí y su cuñada Orpha. Cuando Noemí decidió regresar a Belén, Rut optó por acompañarla. La expresión de amor, lealtad y fe de Rut en el Señor, que era el Dios de Noemí, es incomparable (</w:t>
       </w:r>
-      <w:hyperlink r:id="rId98">
-        <w:r>
-          <w:rPr>
-            <w:lang w:val="es_ES" w:bidi="es_ES"/>
-          </w:rPr>
-          <w:rPr>
-            <w:color w:val="0000EE"/>
-            <w:u w:val="single"/>
-          </w:rPr>
-          <w:t>Rt 1:16–17</w:t>
-        </w:r>
-      </w:hyperlink>
+      <w:r>
+        <w:rPr>
+          <w:lang w:val="es_ES" w:bidi="es_ES"/>
+        </w:rPr>
+        <w:t>Rt 1:16–17</w:t>
+      </w:r>
       <w:r>
         <w:rPr>
           <w:lang w:val="es_ES" w:bidi="es_ES"/>
@@ -3079,18 +2491,12 @@
         </w:rPr>
         <w:t>Como Noemí esperaba, la vida en Belén fue difícil para ella y su nuera. Rut tomó la iniciativa de resolver el problema de alimentación que tenían recogiendo espigas en los campos de grano. Esta tarea era ardua y arriesgada (</w:t>
       </w:r>
-      <w:hyperlink r:id="rId99">
-        <w:r>
-          <w:rPr>
-            <w:lang w:val="es_ES" w:bidi="es_ES"/>
-          </w:rPr>
-          <w:rPr>
-            <w:color w:val="0000EE"/>
-            <w:u w:val="single"/>
-          </w:rPr>
-          <w:t>Rt 2:2</w:t>
-        </w:r>
-      </w:hyperlink>
+      <w:r>
+        <w:rPr>
+          <w:lang w:val="es_ES" w:bidi="es_ES"/>
+        </w:rPr>
+        <w:t>Rt 2:2</w:t>
+      </w:r>
       <w:r>
         <w:rPr>
           <w:lang w:val="es_ES" w:bidi="es_ES"/>
@@ -3111,72 +2517,48 @@
         </w:rPr>
         <w:t>Con el apoyo de Noemí, Rut le pidió a Booz, un rico terrateniente que le permitía recoger espigas, que fuera el redentor de la familia (</w:t>
       </w:r>
-      <w:hyperlink r:id="rId100">
-        <w:r>
-          <w:rPr>
-            <w:lang w:val="es_ES" w:bidi="es_ES"/>
-          </w:rPr>
-          <w:rPr>
-            <w:color w:val="0000EE"/>
-            <w:u w:val="single"/>
-          </w:rPr>
-          <w:t>Rt 3:1–9</w:t>
-        </w:r>
-      </w:hyperlink>
+      <w:r>
+        <w:rPr>
+          <w:lang w:val="es_ES" w:bidi="es_ES"/>
+        </w:rPr>
+        <w:t>Rt 3:1–9</w:t>
+      </w:r>
       <w:r>
         <w:rPr>
           <w:lang w:val="es_ES" w:bidi="es_ES"/>
         </w:rPr>
         <w:t>), lo cual incluía el matrimonio. Al hacer esto, Rut demostró gran lealtad familiar (</w:t>
       </w:r>
-      <w:hyperlink r:id="rId101">
-        <w:r>
-          <w:rPr>
-            <w:lang w:val="es_ES" w:bidi="es_ES"/>
-          </w:rPr>
-          <w:rPr>
-            <w:color w:val="0000EE"/>
-            <w:u w:val="single"/>
-          </w:rPr>
-          <w:t>Rt 3:10</w:t>
-        </w:r>
-      </w:hyperlink>
+      <w:r>
+        <w:rPr>
+          <w:lang w:val="es_ES" w:bidi="es_ES"/>
+        </w:rPr>
+        <w:t>Rt 3:10</w:t>
+      </w:r>
       <w:r>
         <w:rPr>
           <w:lang w:val="es_ES" w:bidi="es_ES"/>
         </w:rPr>
         <w:t>). El cuidado generoso y diligente de Rut hacia Noemí es un tema principal en este libro. Booz respondió a la propuesta de Rut llamándola una mujer virtuosa (</w:t>
       </w:r>
-      <w:hyperlink r:id="rId102">
-        <w:r>
-          <w:rPr>
-            <w:lang w:val="es_ES" w:bidi="es_ES"/>
-          </w:rPr>
-          <w:rPr>
-            <w:color w:val="0000EE"/>
-            <w:u w:val="single"/>
-          </w:rPr>
-          <w:t>Rt 3:11</w:t>
-        </w:r>
-      </w:hyperlink>
+      <w:r>
+        <w:rPr>
+          <w:lang w:val="es_ES" w:bidi="es_ES"/>
+        </w:rPr>
+        <w:t>Rt 3:11</w:t>
+      </w:r>
       <w:r>
         <w:rPr>
           <w:lang w:val="es_ES" w:bidi="es_ES"/>
         </w:rPr>
         <w:t xml:space="preserve">). Ella demostró lo que significa ser una esposa virtuosa y capaz (ver </w:t>
       </w:r>
-      <w:hyperlink r:id="rId103">
-        <w:r>
-          <w:rPr>
-            <w:lang w:val="es_ES" w:bidi="es_ES"/>
-          </w:rPr>
-          <w:rPr>
-            <w:color w:val="0000EE"/>
-            <w:u w:val="single"/>
-          </w:rPr>
-          <w:t>Pr 31:10–31</w:t>
-        </w:r>
-      </w:hyperlink>
+      <w:r>
+        <w:rPr>
+          <w:lang w:val="es_ES" w:bidi="es_ES"/>
+        </w:rPr>
+        <w:t>Pr 31:10–31</w:t>
+      </w:r>
       <w:r>
         <w:rPr>
           <w:lang w:val="es_ES" w:bidi="es_ES"/>
@@ -3197,18 +2579,12 @@
         </w:rPr>
         <w:t>Booz resolvió los asuntos legales y luego se casó con Rut. El libro concluye con el nacimiento de un niño, Obed. Este final revela un propósito importante del libro de Rut: Obed se convirtió en el abuelo del Rey David. El Nuevo Testamento menciona a Rut como una de las únicas cinco mujeres en la genealogía de Jesucristo (</w:t>
       </w:r>
-      <w:hyperlink r:id="rId16">
-        <w:r>
-          <w:rPr>
-            <w:lang w:val="es_ES" w:bidi="es_ES"/>
-          </w:rPr>
-          <w:rPr>
-            <w:color w:val="0000EE"/>
-            <w:u w:val="single"/>
-          </w:rPr>
-          <w:t>Mt 1:5</w:t>
-        </w:r>
-      </w:hyperlink>
+      <w:r>
+        <w:rPr>
+          <w:lang w:val="es_ES" w:bidi="es_ES"/>
+        </w:rPr>
+        <w:t>Mt 1:5</w:t>
+      </w:r>
       <w:r>
         <w:rPr>
           <w:lang w:val="es_ES" w:bidi="es_ES"/>
@@ -3238,36 +2614,24 @@
           <w:lang w:val="es_ES" w:bidi="es_ES"/>
         </w:rPr>
       </w:r>
-      <w:hyperlink r:id="rId104">
-        <w:r>
-          <w:rPr>
-            <w:lang w:val="es_ES" w:bidi="es_ES"/>
-          </w:rPr>
-          <w:rPr>
-            <w:color w:val="0000EE"/>
-            <w:u w:val="single"/>
-          </w:rPr>
-          <w:t>Rut 1:4–4:13,</w:t>
-        </w:r>
-      </w:hyperlink>
+      <w:r>
+        <w:rPr>
+          <w:lang w:val="es_ES" w:bidi="es_ES"/>
+        </w:rPr>
+        <w:t>Rut 1:4–4:13,</w:t>
+      </w:r>
       <w:r>
         <w:rPr>
           <w:lang w:val="es_ES" w:bidi="es_ES"/>
         </w:rPr>
         <w:t xml:space="preserve"> </w:t>
       </w:r>
-      <w:hyperlink r:id="rId16">
-        <w:r>
-          <w:rPr>
-            <w:lang w:val="es_ES" w:bidi="es_ES"/>
-          </w:rPr>
-          <w:rPr>
-            <w:color w:val="0000EE"/>
-            <w:u w:val="single"/>
-          </w:rPr>
-          <w:t>Mateo 1:5</w:t>
-        </w:r>
-      </w:hyperlink>
+      <w:r>
+        <w:rPr>
+          <w:lang w:val="es_ES" w:bidi="es_ES"/>
+        </w:rPr>
+        <w:t>Mateo 1:5</w:t>
+      </w:r>
       <w:r>
         <w:rPr>
           <w:lang w:val="es_ES" w:bidi="es_ES"/>
